--- a/文件/競賽的相關東西/114年_專題成果參與校外競賽認列申請表 所有競賽/114年_專題成果參與校外競賽認列申請表 - 2025中正大學國際創新創業競賽.docx
+++ b/文件/競賽的相關東西/114年_專題成果參與校外競賽認列申請表 所有競賽/114年_專題成果參與校外競賽認列申請表 - 2025中正大學國際創新創業競賽.docx
@@ -2307,10 +2307,10 @@
           <w:szCs w:val="20"/>
         </w:rPr>
         <w:drawing>
-          <wp:inline distT="0" distB="0" distL="0" distR="0" wp14:anchorId="57C842EA" wp14:editId="38BBE85F">
-            <wp:extent cx="6479540" cy="1642110"/>
+          <wp:inline distT="0" distB="0" distL="0" distR="0" wp14:anchorId="4D425A91" wp14:editId="15DCD755">
+            <wp:extent cx="6479540" cy="2687320"/>
             <wp:effectExtent l="0" t="0" r="0" b="0"/>
-            <wp:docPr id="1315480386" name="圖片 1"/>
+            <wp:docPr id="100598733" name="圖片 1"/>
             <wp:cNvGraphicFramePr>
               <a:graphicFrameLocks xmlns:a="http://schemas.openxmlformats.org/drawingml/2006/main" noChangeAspect="1"/>
             </wp:cNvGraphicFramePr>
@@ -2318,7 +2318,7 @@
               <a:graphicData uri="http://schemas.openxmlformats.org/drawingml/2006/picture">
                 <pic:pic xmlns:pic="http://schemas.openxmlformats.org/drawingml/2006/picture">
                   <pic:nvPicPr>
-                    <pic:cNvPr id="1315480386" name=""/>
+                    <pic:cNvPr id="100598733" name=""/>
                     <pic:cNvPicPr/>
                   </pic:nvPicPr>
                   <pic:blipFill>
@@ -2330,7 +2330,7 @@
                   <pic:spPr>
                     <a:xfrm>
                       <a:off x="0" y="0"/>
-                      <a:ext cx="6479540" cy="1642110"/>
+                      <a:ext cx="6479540" cy="2687320"/>
                     </a:xfrm>
                     <a:prstGeom prst="rect">
                       <a:avLst/>
@@ -2351,52 +2351,9 @@
         </w:rPr>
         <w:t xml:space="preserve"> </w:t>
       </w:r>
-      <w:r>
-        <w:rPr>
-          <w:bCs/>
-          <w:noProof/>
-          <w:sz w:val="20"/>
-          <w:szCs w:val="20"/>
-        </w:rPr>
-        <w:drawing>
-          <wp:inline distT="0" distB="0" distL="0" distR="0" wp14:anchorId="2EBCD926" wp14:editId="0F7CE530">
-            <wp:extent cx="6479540" cy="2554605"/>
-            <wp:effectExtent l="0" t="0" r="0" b="0"/>
-            <wp:docPr id="1085607299" name="圖片 1"/>
-            <wp:cNvGraphicFramePr>
-              <a:graphicFrameLocks xmlns:a="http://schemas.openxmlformats.org/drawingml/2006/main" noChangeAspect="1"/>
-            </wp:cNvGraphicFramePr>
-            <a:graphic xmlns:a="http://schemas.openxmlformats.org/drawingml/2006/main">
-              <a:graphicData uri="http://schemas.openxmlformats.org/drawingml/2006/picture">
-                <pic:pic xmlns:pic="http://schemas.openxmlformats.org/drawingml/2006/picture">
-                  <pic:nvPicPr>
-                    <pic:cNvPr id="1085607299" name=""/>
-                    <pic:cNvPicPr/>
-                  </pic:nvPicPr>
-                  <pic:blipFill>
-                    <a:blip r:embed="rId8"/>
-                    <a:stretch>
-                      <a:fillRect/>
-                    </a:stretch>
-                  </pic:blipFill>
-                  <pic:spPr>
-                    <a:xfrm>
-                      <a:off x="0" y="0"/>
-                      <a:ext cx="6479540" cy="2554605"/>
-                    </a:xfrm>
-                    <a:prstGeom prst="rect">
-                      <a:avLst/>
-                    </a:prstGeom>
-                  </pic:spPr>
-                </pic:pic>
-              </a:graphicData>
-            </a:graphic>
-          </wp:inline>
-        </w:drawing>
-      </w:r>
     </w:p>
     <w:sectPr>
-      <w:footerReference w:type="default" r:id="rId9"/>
+      <w:footerReference w:type="default" r:id="rId8"/>
       <w:pgSz w:w="11906" w:h="16838"/>
       <w:pgMar w:top="289" w:right="851" w:bottom="295" w:left="851" w:header="0" w:footer="283" w:gutter="0"/>
       <w:cols w:space="425"/>
@@ -3198,6 +3155,7 @@
   <w:style w:type="character" w:default="1" w:styleId="a0">
     <w:name w:val="Default Paragraph Font"/>
     <w:uiPriority w:val="1"/>
+    <w:semiHidden/>
     <w:unhideWhenUsed/>
   </w:style>
   <w:style w:type="table" w:default="1" w:styleId="a1">
